--- a/public/img/boletim/boletim_10_10_2026/SCRIPT/SITE textos script 10-10-2026 .docx
+++ b/public/img/boletim/boletim_10_10_2026/SCRIPT/SITE textos script 10-10-2026 .docx
@@ -84,7 +84,7 @@
           <w:color w:val="ff0000"/>
           <w:rtl w:val="0"/>
         </w:rPr>
-        <w:t xml:space="preserve">CAMISETAS O OneVoice27: </w:t>
+        <w:t xml:space="preserve">CAMISETAS  OneVoice27: </w:t>
       </w:r>
       <w:r>
         <w:rPr>
@@ -1350,6 +1350,7 @@
         <w:rPr>
           <w:rtl w:val="0"/>
         </w:rPr>
+        <w:t xml:space="preserve"> LONGEVOS SEM DOENÇAS - Viver muitos anos é realmente o nosso maior objetivo? Ou será que o verdadeiro sonho é chegar à velhice com autonomia, lucidez, disposição e qualidade de vida? A idade avança para todos. Mas o modo como envelhecemos não precisa ser igual. Há pessoas que acumulam anos… e há pessoas que acumulam vida. Pessoas que continuam aprendendo, caminhando, trabalhando, sorrindo, cuidando de si e desfrutando das pequenas coisas mesmo quando o calendário já revela muitas décadas. Longevidade não é apenas acrescentar anos à vida. É acrescentar vida aos anos. E talvez a pergunta mais importante não seja: “Quantos anos quero viver?”, mas: “Como quero estar quando esses anos chegarem?” Nosso organismo possui uma extraordinária capacidade de adaptação e manutenção. Não existe fórmula mágica, nem garantia de envelhecer sem nenhuma doença. Mas existe algo poderoso: a possibilidade de cuidar hoje do corpo que queremos ter amanhã. Porque envelhecer é inevitável. Envelhecer com saúde, autonomia e dignidade é uma construção diária.</w:t>
       </w:r>
     </w:p>
     <w:p>
@@ -1992,7 +1993,37 @@
         <w:rPr>
           <w:rtl w:val="0"/>
         </w:rPr>
-        <w:t xml:space="preserve"> É com muita alegria que anunciamos a chegada da Rádio Novo Tempo à capital federal, levando fé, música e mensagens que renovam as forças a cada dia. O lançamento oficial ocorreu no dia  24 de julho. Prepare o seu rádio, sintonize a 92.9 FM e compartilhe essa novidade com quem você ama.</w:t>
+        <w:t xml:space="preserve"> É com muita alegria que anunciamos a chegada da Rádio Novo Tempo à capital federal, levando fé, música e mensagens que renovam as forças a cada dia. O lançamento oficial ocorreu no dia  24 de julho. Prepare o seu rádio, sintonize a 92.9 FM e compartilhe essa novidade com quem você ama. E no  dia 07/11/26, às 15h30, na  Igreja Adventista Central de Brasília, SGAS 611 Módulo 75, Avenida L2 Sul - Brasília/DF,  teremos o Programa de inauguração da Rádio Novo Tempo Brasília — 92.9 FM! Vamos agradecer a Deus e celebrar juntos essa oportunidade de levar Sua mensagem de amor a tantos lares. Convide sua família e seus amigos! Sua presença vai tornar esse momento ainda mais especial. Um novo tempo de esperança para Brasília, e queremos você pertinho da gente nessa celebração!  Faça sua inscrição: </w:t>
+      </w:r>
+      <w:hyperlink r:id="rId21">
+        <w:r>
+          <w:rPr>
+            <w:color w:val="1155cc"/>
+            <w:u w:val="single"/>
+            <w:rtl w:val="0"/>
+          </w:rPr>
+          <w:t xml:space="preserve">https://eventos.adventistasbrasilia.org.br/event/evento/400</w:t>
+        </w:r>
+      </w:hyperlink>
+      <w:r>
+        <w:rPr>
+          <w:rtl w:val="0"/>
+        </w:rPr>
+        <w:t xml:space="preserve"> </w:t>
+      </w:r>
+    </w:p>
+    <w:p>
+      <w:pPr>
+        <w:spacing w:after="0" w:line="240" w:lineRule="auto"/>
+        <w:ind w:left="720" w:firstLine="0"/>
+        <w:jc w:val="both"/>
+        <w:rPr/>
+      </w:pPr>
+      <w:r>
+        <w:rPr>
+          <w:rtl w:val="0"/>
+        </w:rPr>
+        <w:t xml:space="preserve">Esperamos você com muito carinho! </w:t>
       </w:r>
     </w:p>
     <w:p>
@@ -2133,7 +2164,7 @@
         <w:jc w:val="both"/>
         <w:rPr/>
       </w:pPr>
-      <w:hyperlink r:id="rId21">
+      <w:hyperlink r:id="rId22">
         <w:r>
           <w:rPr>
             <w:color w:val="1155cc"/>
@@ -2398,7 +2429,7 @@
         </w:rPr>
         <w:t xml:space="preserve"> é um espaço dedicado à leitura reflexiva, à comunhão e ao debate de obras que edificam a mente e o espírito. Nossos encontros ocorrem quinzenalmente às terças-feiras, às 19h30, em formato online, permitindo a participação de qualquer lugar, complementados por uma reunião presencial mensal para estreitar os laços de fraternidade. Venha caminhar conosco nessa jornada de aprendizado e crescimento espiritual; faça parte do nosso grupo e acompanhe as próximas leituras através do link:</w:t>
       </w:r>
-      <w:hyperlink r:id="rId22">
+      <w:hyperlink r:id="rId23">
         <w:r>
           <w:rPr>
             <w:rtl w:val="0"/>
@@ -2406,7 +2437,7 @@
           <w:t xml:space="preserve"> </w:t>
         </w:r>
       </w:hyperlink>
-      <w:hyperlink r:id="rId23">
+      <w:hyperlink r:id="rId24">
         <w:r>
           <w:rPr>
             <w:color w:val="1155cc"/>
@@ -2477,7 +2508,7 @@
         </w:rPr>
         <w:t xml:space="preserve"> é o lugar ideal para jovens de 15 a 25 anos compartilharem experiências, fortalecerem os laços e aprofundarem o conhecimento espiritual de forma leve e relevante. Nossos encontros acontecem quinzenalmente às quintas-feiras, às 19h30, em formato online, contando também com um encontro presencial especial por mês para estarmos juntos. Venha fazer parte desta jornada e caminhar conosco; saiba mais e integre-se ao grupo através do link: </w:t>
       </w:r>
-      <w:hyperlink r:id="rId24">
+      <w:hyperlink r:id="rId25">
         <w:r>
           <w:rPr>
             <w:color w:val="1155cc"/>
@@ -2498,58 +2529,6 @@
         <w:spacing w:after="0" w:line="240" w:lineRule="auto"/>
         <w:ind w:left="720" w:firstLine="0"/>
         <w:jc w:val="both"/>
-        <w:rPr/>
-      </w:pPr>
-      <w:r>
-        <w:rPr>
-          <w:rtl w:val="0"/>
-        </w:rPr>
-      </w:r>
-    </w:p>
-    <w:p>
-      <w:pPr>
-        <w:spacing w:after="0" w:line="240" w:lineRule="auto"/>
-        <w:ind w:left="720" w:firstLine="0"/>
-        <w:jc w:val="both"/>
-        <w:rPr/>
-      </w:pPr>
-      <w:r>
-        <w:rPr>
-          <w:rtl w:val="0"/>
-        </w:rPr>
-      </w:r>
-    </w:p>
-    <w:p>
-      <w:pPr>
-        <w:spacing w:after="0" w:line="240" w:lineRule="auto"/>
-        <w:ind w:left="720" w:firstLine="0"/>
-        <w:jc w:val="both"/>
-        <w:rPr/>
-      </w:pPr>
-      <w:r>
-        <w:rPr>
-          <w:rtl w:val="0"/>
-        </w:rPr>
-      </w:r>
-    </w:p>
-    <w:p>
-      <w:pPr>
-        <w:spacing w:after="0" w:line="240" w:lineRule="auto"/>
-        <w:ind w:left="720" w:firstLine="0"/>
-        <w:jc w:val="both"/>
-        <w:rPr/>
-      </w:pPr>
-      <w:r>
-        <w:rPr>
-          <w:rtl w:val="0"/>
-        </w:rPr>
-      </w:r>
-    </w:p>
-    <w:p>
-      <w:pPr>
-        <w:spacing w:after="0" w:line="240" w:lineRule="auto"/>
-        <w:ind w:left="720" w:firstLine="0"/>
-        <w:jc w:val="both"/>
         <w:rPr>
           <w:b w:val="1"/>
           <w:bCs w:val="1"/>
@@ -2587,7 +2566,7 @@
         </w:rPr>
         <w:t xml:space="preserve">Convidamos você para participar do Pequeno Grupo de Oração: Liberdade Religiosa no Tempo do Fim, um espaço semanal dedicado à comunhão e ao estudo da Palavra de Deus à luz das profecias bíblicas e dos acontecimentos contemporâneos. Nossos encontros ocorrem quinzenalmente às quintas-feiras, às 20h, sempre em formato online. Participe da reunião:</w:t>
       </w:r>
-      <w:hyperlink r:id="rId25">
+      <w:hyperlink r:id="rId26">
         <w:r>
           <w:rPr>
             <w:rtl w:val="0"/>
@@ -2595,7 +2574,7 @@
           <w:t xml:space="preserve"> </w:t>
         </w:r>
       </w:hyperlink>
-      <w:hyperlink r:id="rId26">
+      <w:hyperlink r:id="rId27">
         <w:r>
           <w:rPr>
             <w:color w:val="1155cc"/>
@@ -2611,7 +2590,7 @@
         </w:rPr>
         <w:t xml:space="preserve">  Integre-se ao nosso grupo:</w:t>
       </w:r>
-      <w:hyperlink r:id="rId27">
+      <w:hyperlink r:id="rId28">
         <w:r>
           <w:rPr>
             <w:rtl w:val="0"/>
@@ -2619,7 +2598,7 @@
           <w:t xml:space="preserve"> </w:t>
         </w:r>
       </w:hyperlink>
-      <w:hyperlink r:id="rId28">
+      <w:hyperlink r:id="rId29">
         <w:r>
           <w:rPr>
             <w:i w:val="1"/>
@@ -2688,7 +2667,7 @@
         </w:rPr>
         <w:t xml:space="preserve"> Cansado de carregar tudo sozinho? O CÓDIGO 318 é um círculo de homens que se reúnem para serem treinados por Deus e formarem uns aos outros. Não é mais um evento. É um lugar para você ser visto, ouvido e fortalecido. No  sábado, dia 10/10, às 15h30, no salão jovem, teremos mais um encontro do Código 318. Contaremos com a participação especial do Pastor Adenilton Aguiar. Traga a sua história e traga um amigo. Homens treinados por Deus. Homens que formam homens. CÓDIGO 318. O seu lugar é no círculo. Entre para o nosso grupo acesse o link: </w:t>
       </w:r>
-      <w:hyperlink r:id="rId29">
+      <w:hyperlink r:id="rId30">
         <w:r>
           <w:rPr>
             <w:color w:val="1155cc"/>
@@ -3228,7 +3207,7 @@
         </w:rPr>
         <w:t xml:space="preserve"> Acesse o link </w:t>
       </w:r>
-      <w:hyperlink r:id="rId30">
+      <w:hyperlink r:id="rId31">
         <w:r>
           <w:rPr>
             <w:color w:val="1155cc"/>
